--- a/09_Dimensionnement_Actionneur_Dynamique/04_CoMAX_09_Dimensionnement_Actionneur_Dynamique.docx
+++ b/09_Dimensionnement_Actionneur_Dynamique/04_CoMAX_09_Dimensionnement_Actionneur_Dynamique.docx
@@ -457,6 +457,119 @@
       </w:tr>
     </w:tbl>
     <w:p/>
+    <w:p>
+      <w:pPr>
+        <w:rPr>
+          <w:rFonts w:eastAsiaTheme="minorEastAsia"/>
+        </w:rPr>
+      </w:pPr>
+      <w:r>
+        <w:t xml:space="preserve">On note </w:t>
+      </w:r>
+      <m:oMath>
+        <m:r>
+          <w:rPr>
+            <w:rFonts w:ascii="Cambria Math" w:hAnsi="Cambria Math"/>
+          </w:rPr>
+          <m:t>z</m:t>
+        </m:r>
+        <m:d>
+          <m:dPr>
+            <m:ctrlPr>
+              <w:rPr>
+                <w:rFonts w:ascii="Cambria Math" w:hAnsi="Cambria Math"/>
+                <w:i/>
+              </w:rPr>
+            </m:ctrlPr>
+          </m:dPr>
+          <m:e>
+            <m:r>
+              <w:rPr>
+                <w:rFonts w:ascii="Cambria Math" w:hAnsi="Cambria Math"/>
+              </w:rPr>
+              <m:t>t</m:t>
+            </m:r>
+          </m:e>
+        </m:d>
+        <m:r>
+          <w:rPr>
+            <w:rFonts w:ascii="Cambria Math" w:hAnsi="Cambria Math"/>
+          </w:rPr>
+          <m:t>=0,001×</m:t>
+        </m:r>
+        <m:sSub>
+          <m:sSubPr>
+            <m:ctrlPr>
+              <w:rPr>
+                <w:rFonts w:ascii="Cambria Math" w:hAnsi="Cambria Math"/>
+                <w:i/>
+              </w:rPr>
+            </m:ctrlPr>
+          </m:sSubPr>
+          <m:e>
+            <m:r>
+              <w:rPr>
+                <w:rFonts w:ascii="Cambria Math" w:hAnsi="Cambria Math"/>
+              </w:rPr>
+              <m:t>θ</m:t>
+            </m:r>
+          </m:e>
+          <m:sub>
+            <m:r>
+              <w:rPr>
+                <w:rFonts w:ascii="Cambria Math" w:hAnsi="Cambria Math"/>
+              </w:rPr>
+              <m:t>m</m:t>
+            </m:r>
+          </m:sub>
+        </m:sSub>
+        <m:d>
+          <m:dPr>
+            <m:ctrlPr>
+              <w:rPr>
+                <w:rFonts w:ascii="Cambria Math" w:hAnsi="Cambria Math"/>
+                <w:i/>
+              </w:rPr>
+            </m:ctrlPr>
+          </m:dPr>
+          <m:e>
+            <m:r>
+              <w:rPr>
+                <w:rFonts w:ascii="Cambria Math" w:hAnsi="Cambria Math"/>
+              </w:rPr>
+              <m:t>t</m:t>
+            </m:r>
+          </m:e>
+        </m:d>
+      </m:oMath>
+      <w:r>
+        <w:rPr>
+          <w:rFonts w:eastAsiaTheme="minorEastAsia"/>
+        </w:rPr>
+        <w:t xml:space="preserve"> la relation entre </w:t>
+      </w:r>
+      <w:r>
+        <w:rPr>
+          <w:rFonts w:eastAsiaTheme="minorEastAsia"/>
+        </w:rPr>
+        <w:t>la hauteur du bras (en m)</w:t>
+      </w:r>
+      <w:r>
+        <w:t xml:space="preserve"> et </w:t>
+      </w:r>
+      <w:r>
+        <w:rPr>
+          <w:rFonts w:eastAsiaTheme="minorEastAsia"/>
+        </w:rPr>
+        <w:t>l’angle moteur (en radian).</w:t>
+      </w:r>
+    </w:p>
+    <w:p>
+      <w:r>
+        <w:t xml:space="preserve">On estime à 5,5 kg la masse de l’ensemble vertical mobile. </w:t>
+      </w:r>
+    </w:p>
+    <w:p/>
     <w:tbl>
       <w:tblPr>
         <w:tblStyle w:val="Grilledutableau"/>
@@ -693,7 +806,10 @@
               <w:jc w:val="left"/>
             </w:pPr>
             <w:r>
-              <w:t>Proposer un modèle de frottement et estimer les pertes globales du système.</w:t>
+              <w:t>Proposer un modèle de frottement</w:t>
+            </w:r>
+            <w:r>
+              <w:t>.</w:t>
             </w:r>
           </w:p>
           <w:p>
@@ -707,7 +823,47 @@
               <w:jc w:val="left"/>
             </w:pPr>
             <w:r>
-              <w:t>Lister et estimer d’autres sources de pertes énergétiques.</w:t>
+              <w:t xml:space="preserve">Proposer un protocole expérimental pour estimer les paramètres du modèle de frottement. </w:t>
+            </w:r>
+          </w:p>
+          <w:p>
+            <w:pPr>
+              <w:pStyle w:val="Paragraphedeliste"/>
+              <w:numPr>
+                <w:ilvl w:val="0"/>
+                <w:numId w:val="15"/>
+              </w:numPr>
+              <w:spacing w:line="240" w:lineRule="auto"/>
+              <w:jc w:val="left"/>
+            </w:pPr>
+            <w:r>
+              <w:t>Mettre en œuvre ce protocole pour estimer ces coefficients</w:t>
+            </w:r>
+            <w:r>
+              <w:t>.</w:t>
+            </w:r>
+          </w:p>
+          <w:p>
+            <w:pPr>
+              <w:spacing w:line="240" w:lineRule="auto"/>
+              <w:jc w:val="left"/>
+            </w:pPr>
+          </w:p>
+          <w:p>
+            <w:pPr>
+              <w:spacing w:line="240" w:lineRule="auto"/>
+              <w:jc w:val="right"/>
+              <w:rPr>
+                <w:i/>
+                <w:iCs/>
+              </w:rPr>
+            </w:pPr>
+            <w:r>
+              <w:rPr>
+                <w:i/>
+                <w:iCs/>
+              </w:rPr>
+              <w:t>Si vous ne trouvez pas de réponse à cette activité, on pourra modéliser les efforts de frottement par un effort résistant de 20 N dans la liaison entre le bras et le bâti ;</w:t>
             </w:r>
           </w:p>
         </w:tc>
@@ -923,6 +1079,255 @@
           </w:p>
           <w:p>
             <w:pPr>
+              <w:spacing w:line="240" w:lineRule="auto"/>
+              <w:jc w:val="left"/>
+            </w:pPr>
+            <w:r>
+              <w:t>Dans cette activité, on va utiliser le notebook Capytale pour modéliser la loi en trapèze</w:t>
+            </w:r>
+            <w:r>
+              <w:t> :</w:t>
+            </w:r>
+          </w:p>
+          <w:p>
+            <w:pPr>
+              <w:spacing w:line="240" w:lineRule="auto"/>
+              <w:jc w:val="center"/>
+              <w:rPr>
+                <w:b/>
+                <w:bCs/>
+                <w:sz w:val="24"/>
+                <w:szCs w:val="28"/>
+              </w:rPr>
+            </w:pPr>
+            <w:hyperlink r:id="rId7" w:history="1">
+              <w:r>
+                <w:rPr>
+                  <w:rStyle w:val="Lienhypertexte"/>
+                  <w:b/>
+                  <w:bCs/>
+                  <w:sz w:val="24"/>
+                  <w:szCs w:val="28"/>
+                </w:rPr>
+                <w:t>https://capytale2.ac-paris.fr/web/c/37ba-10654223</w:t>
+              </w:r>
+            </w:hyperlink>
+          </w:p>
+          <w:p>
+            <w:pPr>
+              <w:pStyle w:val="Paragraphedeliste"/>
+              <w:numPr>
+                <w:ilvl w:val="0"/>
+                <w:numId w:val="16"/>
+              </w:numPr>
+              <w:spacing w:line="240" w:lineRule="auto"/>
+              <w:jc w:val="left"/>
+            </w:pPr>
+            <w:r>
+              <w:t>Déterminer, grâce à la documentation ou au logiciel, les vitesses maximale et accélérations maximales au niveau du bras.</w:t>
+            </w:r>
+          </w:p>
+          <w:p>
+            <w:pPr>
+              <w:pStyle w:val="Paragraphedeliste"/>
+              <w:numPr>
+                <w:ilvl w:val="0"/>
+                <w:numId w:val="16"/>
+              </w:numPr>
+              <w:spacing w:line="240" w:lineRule="auto"/>
+              <w:jc w:val="left"/>
+            </w:pPr>
+            <w:r>
+              <w:t xml:space="preserve">En déduire les vitesses et accélérations maximales au niveau du moteur. </w:t>
+            </w:r>
+          </w:p>
+          <w:p>
+            <w:pPr>
+              <w:pStyle w:val="Paragraphedeliste"/>
+              <w:numPr>
+                <w:ilvl w:val="0"/>
+                <w:numId w:val="16"/>
+              </w:numPr>
+              <w:spacing w:line="240" w:lineRule="auto"/>
+              <w:jc w:val="left"/>
+            </w:pPr>
+            <w:r>
+              <w:t>Tracer ensuite :</w:t>
+            </w:r>
+          </w:p>
+          <w:p>
+            <w:pPr>
+              <w:pStyle w:val="Paragraphedeliste"/>
+              <w:numPr>
+                <w:ilvl w:val="1"/>
+                <w:numId w:val="16"/>
+              </w:numPr>
+              <w:spacing w:line="240" w:lineRule="auto"/>
+              <w:jc w:val="left"/>
+            </w:pPr>
+            <w:r>
+              <w:t>les positions, vitesses et accélérations angulaires au niveau du moteur.</w:t>
+            </w:r>
+          </w:p>
+          <w:p>
+            <w:pPr>
+              <w:pStyle w:val="Paragraphedeliste"/>
+              <w:numPr>
+                <w:ilvl w:val="1"/>
+                <w:numId w:val="16"/>
+              </w:numPr>
+              <w:spacing w:line="240" w:lineRule="auto"/>
+              <w:jc w:val="left"/>
+            </w:pPr>
+            <w:r>
+              <w:t xml:space="preserve">les positions, vitesses et accélérations angulaires au niveau du </w:t>
+            </w:r>
+            <w:r>
+              <w:t>bras.</w:t>
+            </w:r>
+          </w:p>
+          <w:p>
+            <w:pPr>
+              <w:pStyle w:val="Paragraphedeliste"/>
+              <w:numPr>
+                <w:ilvl w:val="0"/>
+                <w:numId w:val="16"/>
+              </w:numPr>
+              <w:spacing w:line="240" w:lineRule="auto"/>
+              <w:jc w:val="left"/>
+            </w:pPr>
+            <w:r>
+              <w:t>Renseigner l’inertie équivalente Jeq.</w:t>
+            </w:r>
+          </w:p>
+          <w:p>
+            <w:pPr>
+              <w:pStyle w:val="Paragraphedeliste"/>
+              <w:numPr>
+                <w:ilvl w:val="0"/>
+                <w:numId w:val="16"/>
+              </w:numPr>
+              <w:spacing w:line="240" w:lineRule="auto"/>
+              <w:jc w:val="left"/>
+            </w:pPr>
+            <w:r>
+              <w:t xml:space="preserve">Renseigner le couple moteur cm et la puissance </w:t>
+            </w:r>
+            <w:r>
+              <w:t>du moteur pm.</w:t>
+            </w:r>
+          </w:p>
+        </w:tc>
+      </w:tr>
+    </w:tbl>
+    <w:p/>
+    <w:p/>
+    <w:tbl>
+      <w:tblPr>
+        <w:tblStyle w:val="Grilledutableau"/>
+        <w:tblW w:w="0" w:type="auto"/>
+        <w:tblBorders>
+          <w:top w:val="single" w:sz="4" w:space="0" w:color="002060"/>
+          <w:left w:val="single" w:sz="4" w:space="0" w:color="002060"/>
+          <w:bottom w:val="single" w:sz="4" w:space="0" w:color="002060"/>
+          <w:right w:val="single" w:sz="4" w:space="0" w:color="002060"/>
+          <w:insideH w:val="none" w:sz="0" w:space="0" w:color="auto"/>
+          <w:insideV w:val="none" w:sz="0" w:space="0" w:color="auto"/>
+        </w:tblBorders>
+        <w:shd w:val="clear" w:color="auto" w:fill="DDE8FF"/>
+        <w:tblLook w:val="04A0" w:firstRow="1" w:lastRow="0" w:firstColumn="1" w:lastColumn="0" w:noHBand="0" w:noVBand="1"/>
+      </w:tblPr>
+      <w:tblGrid>
+        <w:gridCol w:w="846"/>
+        <w:gridCol w:w="9348"/>
+      </w:tblGrid>
+      <w:tr>
+        <w:trPr>
+          <w:cantSplit/>
+          <w:trHeight w:val="1134"/>
+        </w:trPr>
+        <w:tc>
+          <w:tcPr>
+            <w:tcW w:w="846" w:type="dxa"/>
+            <w:tcBorders>
+              <w:top w:val="single" w:sz="4" w:space="0" w:color="002060"/>
+              <w:left w:val="single" w:sz="4" w:space="0" w:color="002060"/>
+              <w:bottom w:val="single" w:sz="4" w:space="0" w:color="002060"/>
+              <w:right w:val="nil"/>
+            </w:tcBorders>
+            <w:shd w:val="clear" w:color="auto" w:fill="DDE8FF"/>
+            <w:textDirection w:val="btLr"/>
+            <w:vAlign w:val="center"/>
+            <w:hideMark/>
+          </w:tcPr>
+          <w:p>
+            <w:pPr>
+              <w:ind w:left="113" w:right="113"/>
+              <w:jc w:val="center"/>
+              <w:rPr>
+                <w:rFonts w:ascii="Tw Cen MT" w:hAnsi="Tw Cen MT"/>
+                <w:b/>
+                <w:lang w:eastAsia="fr-FR"/>
+              </w:rPr>
+            </w:pPr>
+            <w:r>
+              <w:rPr>
+                <w:rFonts w:ascii="Tw Cen MT" w:hAnsi="Tw Cen MT"/>
+                <w:b/>
+                <w:lang w:eastAsia="fr-FR"/>
+              </w:rPr>
+              <w:t>Résoudre</w:t>
+            </w:r>
+          </w:p>
+        </w:tc>
+        <w:tc>
+          <w:tcPr>
+            <w:tcW w:w="9348" w:type="dxa"/>
+            <w:tcBorders>
+              <w:top w:val="single" w:sz="4" w:space="0" w:color="002060"/>
+              <w:left w:val="nil"/>
+              <w:bottom w:val="single" w:sz="4" w:space="0" w:color="002060"/>
+              <w:right w:val="single" w:sz="4" w:space="0" w:color="002060"/>
+            </w:tcBorders>
+            <w:shd w:val="clear" w:color="auto" w:fill="DDE8FF"/>
+            <w:vAlign w:val="center"/>
+            <w:hideMark/>
+          </w:tcPr>
+          <w:p>
+            <w:pPr>
+              <w:spacing w:line="240" w:lineRule="auto"/>
+              <w:jc w:val="left"/>
+              <w:rPr>
+                <w:rFonts w:ascii="Tw Cen MT" w:hAnsi="Tw Cen MT"/>
+                <w:b/>
+                <w:bCs/>
+                <w:sz w:val="22"/>
+                <w:szCs w:val="24"/>
+              </w:rPr>
+            </w:pPr>
+            <w:r>
+              <w:rPr>
+                <w:rFonts w:ascii="Tw Cen MT" w:hAnsi="Tw Cen MT"/>
+                <w:b/>
+                <w:bCs/>
+                <w:sz w:val="22"/>
+                <w:szCs w:val="24"/>
+              </w:rPr>
+              <w:t xml:space="preserve">Activité </w:t>
+            </w:r>
+            <w:r>
+              <w:rPr>
+                <w:rFonts w:ascii="Tw Cen MT" w:hAnsi="Tw Cen MT"/>
+                <w:b/>
+                <w:bCs/>
+                <w:sz w:val="22"/>
+                <w:szCs w:val="24"/>
+              </w:rPr>
+              <w:t>6</w:t>
+            </w:r>
+          </w:p>
+          <w:p>
+            <w:pPr>
               <w:pStyle w:val="Paragraphedeliste"/>
               <w:numPr>
                 <w:ilvl w:val="0"/>
@@ -1019,10 +1424,7 @@
               <w:jc w:val="left"/>
             </w:pPr>
             <w:r>
-              <w:t>Tracer sur le même graphe en fonction du temps</w:t>
-            </w:r>
-            <w:r>
-              <w:t> :</w:t>
+              <w:t>Tracer sur le même graphe en fonction du temps :</w:t>
             </w:r>
           </w:p>
           <w:p>
@@ -1371,10 +1773,10 @@
       </w:pPr>
     </w:p>
     <w:sectPr>
-      <w:headerReference w:type="default" r:id="rId7"/>
-      <w:footerReference w:type="default" r:id="rId8"/>
-      <w:headerReference w:type="first" r:id="rId9"/>
-      <w:footerReference w:type="first" r:id="rId10"/>
+      <w:headerReference w:type="default" r:id="rId8"/>
+      <w:footerReference w:type="default" r:id="rId9"/>
+      <w:headerReference w:type="first" r:id="rId10"/>
+      <w:footerReference w:type="first" r:id="rId11"/>
       <w:type w:val="continuous"/>
       <w:pgSz w:w="11906" w:h="16838"/>
       <w:pgMar w:top="1276" w:right="851" w:bottom="992" w:left="851" w:header="709" w:footer="266" w:gutter="0"/>
@@ -2214,6 +2616,123 @@
     </w:lvl>
   </w:abstractNum>
   <w:abstractNum w:abstractNumId="1" w15:restartNumberingAfterBreak="0">
+    <w:nsid w:val="01B35DB8"/>
+    <w:multiLevelType w:val="hybridMultilevel"/>
+    <w:tmpl w:val="F73A28A6"/>
+    <w:lvl w:ilvl="0" w:tplc="2BB40C8C">
+      <w:start w:val="1"/>
+      <w:numFmt w:val="bullet"/>
+      <w:lvlText w:val=""/>
+      <w:lvlJc w:val="left"/>
+      <w:pPr>
+        <w:ind w:left="720" w:hanging="360"/>
+      </w:pPr>
+      <w:rPr>
+        <w:rFonts w:ascii="Wingdings" w:hAnsi="Wingdings" w:hint="default"/>
+        <w:color w:val="1F3864" w:themeColor="accent1" w:themeShade="80"/>
+        <w:sz w:val="18"/>
+      </w:rPr>
+    </w:lvl>
+    <w:lvl w:ilvl="1" w:tplc="23EECDC6">
+      <w:start w:val="1"/>
+      <w:numFmt w:val="bullet"/>
+      <w:lvlText w:val="∎"/>
+      <w:lvlJc w:val="left"/>
+      <w:pPr>
+        <w:ind w:left="1440" w:hanging="360"/>
+      </w:pPr>
+      <w:rPr>
+        <w:rFonts w:ascii="Cambria" w:hAnsi="Cambria" w:hint="default"/>
+        <w:color w:val="002060"/>
+        <w:sz w:val="16"/>
+      </w:rPr>
+    </w:lvl>
+    <w:lvl w:ilvl="2" w:tplc="040C0005" w:tentative="1">
+      <w:start w:val="1"/>
+      <w:numFmt w:val="bullet"/>
+      <w:lvlText w:val=""/>
+      <w:lvlJc w:val="left"/>
+      <w:pPr>
+        <w:ind w:left="2160" w:hanging="360"/>
+      </w:pPr>
+      <w:rPr>
+        <w:rFonts w:ascii="Wingdings" w:hAnsi="Wingdings" w:hint="default"/>
+      </w:rPr>
+    </w:lvl>
+    <w:lvl w:ilvl="3" w:tplc="040C0001" w:tentative="1">
+      <w:start w:val="1"/>
+      <w:numFmt w:val="bullet"/>
+      <w:lvlText w:val=""/>
+      <w:lvlJc w:val="left"/>
+      <w:pPr>
+        <w:ind w:left="2880" w:hanging="360"/>
+      </w:pPr>
+      <w:rPr>
+        <w:rFonts w:ascii="Symbol" w:hAnsi="Symbol" w:hint="default"/>
+      </w:rPr>
+    </w:lvl>
+    <w:lvl w:ilvl="4" w:tplc="040C0003" w:tentative="1">
+      <w:start w:val="1"/>
+      <w:numFmt w:val="bullet"/>
+      <w:lvlText w:val="o"/>
+      <w:lvlJc w:val="left"/>
+      <w:pPr>
+        <w:ind w:left="3600" w:hanging="360"/>
+      </w:pPr>
+      <w:rPr>
+        <w:rFonts w:ascii="Courier New" w:hAnsi="Courier New" w:cs="Courier New" w:hint="default"/>
+      </w:rPr>
+    </w:lvl>
+    <w:lvl w:ilvl="5" w:tplc="040C0005" w:tentative="1">
+      <w:start w:val="1"/>
+      <w:numFmt w:val="bullet"/>
+      <w:lvlText w:val=""/>
+      <w:lvlJc w:val="left"/>
+      <w:pPr>
+        <w:ind w:left="4320" w:hanging="360"/>
+      </w:pPr>
+      <w:rPr>
+        <w:rFonts w:ascii="Wingdings" w:hAnsi="Wingdings" w:hint="default"/>
+      </w:rPr>
+    </w:lvl>
+    <w:lvl w:ilvl="6" w:tplc="040C0001" w:tentative="1">
+      <w:start w:val="1"/>
+      <w:numFmt w:val="bullet"/>
+      <w:lvlText w:val=""/>
+      <w:lvlJc w:val="left"/>
+      <w:pPr>
+        <w:ind w:left="5040" w:hanging="360"/>
+      </w:pPr>
+      <w:rPr>
+        <w:rFonts w:ascii="Symbol" w:hAnsi="Symbol" w:hint="default"/>
+      </w:rPr>
+    </w:lvl>
+    <w:lvl w:ilvl="7" w:tplc="040C0003" w:tentative="1">
+      <w:start w:val="1"/>
+      <w:numFmt w:val="bullet"/>
+      <w:lvlText w:val="o"/>
+      <w:lvlJc w:val="left"/>
+      <w:pPr>
+        <w:ind w:left="5760" w:hanging="360"/>
+      </w:pPr>
+      <w:rPr>
+        <w:rFonts w:ascii="Courier New" w:hAnsi="Courier New" w:cs="Courier New" w:hint="default"/>
+      </w:rPr>
+    </w:lvl>
+    <w:lvl w:ilvl="8" w:tplc="040C0005" w:tentative="1">
+      <w:start w:val="1"/>
+      <w:numFmt w:val="bullet"/>
+      <w:lvlText w:val=""/>
+      <w:lvlJc w:val="left"/>
+      <w:pPr>
+        <w:ind w:left="6480" w:hanging="360"/>
+      </w:pPr>
+      <w:rPr>
+        <w:rFonts w:ascii="Wingdings" w:hAnsi="Wingdings" w:hint="default"/>
+      </w:rPr>
+    </w:lvl>
+  </w:abstractNum>
+  <w:abstractNum w:abstractNumId="2" w15:restartNumberingAfterBreak="0">
     <w:nsid w:val="1AD87D15"/>
     <w:multiLevelType w:val="hybridMultilevel"/>
     <w:tmpl w:val="C7A48B5C"/>
@@ -2304,7 +2823,7 @@
       </w:pPr>
     </w:lvl>
   </w:abstractNum>
-  <w:abstractNum w:abstractNumId="2" w15:restartNumberingAfterBreak="0">
+  <w:abstractNum w:abstractNumId="3" w15:restartNumberingAfterBreak="0">
     <w:nsid w:val="20E7679C"/>
     <w:multiLevelType w:val="hybridMultilevel"/>
     <w:tmpl w:val="36085BC0"/>
@@ -2419,7 +2938,7 @@
       </w:rPr>
     </w:lvl>
   </w:abstractNum>
-  <w:abstractNum w:abstractNumId="3" w15:restartNumberingAfterBreak="0">
+  <w:abstractNum w:abstractNumId="4" w15:restartNumberingAfterBreak="0">
     <w:nsid w:val="27E53287"/>
     <w:multiLevelType w:val="hybridMultilevel"/>
     <w:tmpl w:val="4100F5D0"/>
@@ -2534,7 +3053,7 @@
       </w:rPr>
     </w:lvl>
   </w:abstractNum>
-  <w:abstractNum w:abstractNumId="4" w15:restartNumberingAfterBreak="0">
+  <w:abstractNum w:abstractNumId="5" w15:restartNumberingAfterBreak="0">
     <w:nsid w:val="328C670C"/>
     <w:multiLevelType w:val="hybridMultilevel"/>
     <w:tmpl w:val="02D0687A"/>
@@ -2649,7 +3168,7 @@
       </w:rPr>
     </w:lvl>
   </w:abstractNum>
-  <w:abstractNum w:abstractNumId="5" w15:restartNumberingAfterBreak="0">
+  <w:abstractNum w:abstractNumId="6" w15:restartNumberingAfterBreak="0">
     <w:nsid w:val="329C3DFA"/>
     <w:multiLevelType w:val="hybridMultilevel"/>
     <w:tmpl w:val="3DC05866"/>
@@ -2766,7 +3285,7 @@
       </w:rPr>
     </w:lvl>
   </w:abstractNum>
-  <w:abstractNum w:abstractNumId="6" w15:restartNumberingAfterBreak="0">
+  <w:abstractNum w:abstractNumId="7" w15:restartNumberingAfterBreak="0">
     <w:nsid w:val="41B03D46"/>
     <w:multiLevelType w:val="hybridMultilevel"/>
     <w:tmpl w:val="0D385EA0"/>
@@ -2905,7 +3424,7 @@
       </w:rPr>
     </w:lvl>
   </w:abstractNum>
-  <w:abstractNum w:abstractNumId="7" w15:restartNumberingAfterBreak="0">
+  <w:abstractNum w:abstractNumId="8" w15:restartNumberingAfterBreak="0">
     <w:nsid w:val="41B46256"/>
     <w:multiLevelType w:val="multilevel"/>
     <w:tmpl w:val="2AC2DE68"/>
@@ -3000,7 +3519,7 @@
       </w:pPr>
     </w:lvl>
   </w:abstractNum>
-  <w:abstractNum w:abstractNumId="8" w15:restartNumberingAfterBreak="0">
+  <w:abstractNum w:abstractNumId="9" w15:restartNumberingAfterBreak="0">
     <w:nsid w:val="522631C9"/>
     <w:multiLevelType w:val="hybridMultilevel"/>
     <w:tmpl w:val="68B0ACD2"/>
@@ -3115,7 +3634,7 @@
       </w:rPr>
     </w:lvl>
   </w:abstractNum>
-  <w:abstractNum w:abstractNumId="9" w15:restartNumberingAfterBreak="0">
+  <w:abstractNum w:abstractNumId="10" w15:restartNumberingAfterBreak="0">
     <w:nsid w:val="5CF33102"/>
     <w:multiLevelType w:val="hybridMultilevel"/>
     <w:tmpl w:val="A4501324"/>
@@ -3230,7 +3749,7 @@
       </w:rPr>
     </w:lvl>
   </w:abstractNum>
-  <w:abstractNum w:abstractNumId="10" w15:restartNumberingAfterBreak="0">
+  <w:abstractNum w:abstractNumId="11" w15:restartNumberingAfterBreak="0">
     <w:nsid w:val="5E8F6934"/>
     <w:multiLevelType w:val="hybridMultilevel"/>
     <w:tmpl w:val="83EC98B4"/>
@@ -3345,7 +3864,7 @@
       </w:rPr>
     </w:lvl>
   </w:abstractNum>
-  <w:abstractNum w:abstractNumId="11" w15:restartNumberingAfterBreak="0">
+  <w:abstractNum w:abstractNumId="12" w15:restartNumberingAfterBreak="0">
     <w:nsid w:val="5FE52E27"/>
     <w:multiLevelType w:val="hybridMultilevel"/>
     <w:tmpl w:val="243ECAF8"/>
@@ -3460,7 +3979,7 @@
       </w:rPr>
     </w:lvl>
   </w:abstractNum>
-  <w:abstractNum w:abstractNumId="12" w15:restartNumberingAfterBreak="0">
+  <w:abstractNum w:abstractNumId="13" w15:restartNumberingAfterBreak="0">
     <w:nsid w:val="6F7A7DAA"/>
     <w:multiLevelType w:val="hybridMultilevel"/>
     <w:tmpl w:val="8FFAED64"/>
@@ -3575,7 +4094,7 @@
       </w:rPr>
     </w:lvl>
   </w:abstractNum>
-  <w:abstractNum w:abstractNumId="13" w15:restartNumberingAfterBreak="0">
+  <w:abstractNum w:abstractNumId="14" w15:restartNumberingAfterBreak="0">
     <w:nsid w:val="724752FE"/>
     <w:multiLevelType w:val="hybridMultilevel"/>
     <w:tmpl w:val="9056B8A4"/>
@@ -3667,49 +4186,52 @@
     </w:lvl>
   </w:abstractNum>
   <w:num w:numId="1" w16cid:durableId="1865946793">
-    <w:abstractNumId w:val="7"/>
+    <w:abstractNumId w:val="8"/>
   </w:num>
   <w:num w:numId="2" w16cid:durableId="1298951346">
-    <w:abstractNumId w:val="12"/>
+    <w:abstractNumId w:val="13"/>
   </w:num>
   <w:num w:numId="3" w16cid:durableId="1803646862">
-    <w:abstractNumId w:val="1"/>
+    <w:abstractNumId w:val="2"/>
   </w:num>
   <w:num w:numId="4" w16cid:durableId="314649016">
     <w:abstractNumId w:val="0"/>
   </w:num>
   <w:num w:numId="5" w16cid:durableId="1329480987">
-    <w:abstractNumId w:val="13"/>
+    <w:abstractNumId w:val="14"/>
   </w:num>
   <w:num w:numId="6" w16cid:durableId="371616686">
+    <w:abstractNumId w:val="10"/>
+  </w:num>
+  <w:num w:numId="7" w16cid:durableId="1905219822">
+    <w:abstractNumId w:val="7"/>
+  </w:num>
+  <w:num w:numId="8" w16cid:durableId="481241926">
+    <w:abstractNumId w:val="5"/>
+  </w:num>
+  <w:num w:numId="9" w16cid:durableId="1275558044">
+    <w:abstractNumId w:val="4"/>
+  </w:num>
+  <w:num w:numId="10" w16cid:durableId="750927501">
+    <w:abstractNumId w:val="6"/>
+  </w:num>
+  <w:num w:numId="11" w16cid:durableId="1653944162">
     <w:abstractNumId w:val="9"/>
   </w:num>
-  <w:num w:numId="7" w16cid:durableId="1905219822">
+  <w:num w:numId="12" w16cid:durableId="22942457">
+    <w:abstractNumId w:val="12"/>
+  </w:num>
+  <w:num w:numId="13" w16cid:durableId="418210191">
+    <w:abstractNumId w:val="3"/>
+  </w:num>
+  <w:num w:numId="14" w16cid:durableId="1854686225">
+    <w:abstractNumId w:val="11"/>
+  </w:num>
+  <w:num w:numId="15" w16cid:durableId="1544832668">
     <w:abstractNumId w:val="6"/>
   </w:num>
-  <w:num w:numId="8" w16cid:durableId="481241926">
-    <w:abstractNumId w:val="4"/>
-  </w:num>
-  <w:num w:numId="9" w16cid:durableId="1275558044">
-    <w:abstractNumId w:val="3"/>
-  </w:num>
-  <w:num w:numId="10" w16cid:durableId="750927501">
-    <w:abstractNumId w:val="5"/>
-  </w:num>
-  <w:num w:numId="11" w16cid:durableId="1653944162">
-    <w:abstractNumId w:val="8"/>
-  </w:num>
-  <w:num w:numId="12" w16cid:durableId="22942457">
-    <w:abstractNumId w:val="11"/>
-  </w:num>
-  <w:num w:numId="13" w16cid:durableId="418210191">
-    <w:abstractNumId w:val="2"/>
-  </w:num>
-  <w:num w:numId="14" w16cid:durableId="1854686225">
-    <w:abstractNumId w:val="10"/>
-  </w:num>
-  <w:num w:numId="15" w16cid:durableId="1544832668">
-    <w:abstractNumId w:val="5"/>
+  <w:num w:numId="16" w16cid:durableId="1195969199">
+    <w:abstractNumId w:val="1"/>
   </w:num>
 </w:numbering>
 </file>
@@ -4372,7 +4894,6 @@
   <w:style w:type="character" w:default="1" w:styleId="Policepardfaut">
     <w:name w:val="Default Paragraph Font"/>
     <w:uiPriority w:val="1"/>
-    <w:semiHidden/>
     <w:unhideWhenUsed/>
   </w:style>
   <w:style w:type="table" w:default="1" w:styleId="TableauNormal">
@@ -4703,6 +5224,29 @@
       <w:b/>
     </w:rPr>
   </w:style>
+  <w:style w:type="character" w:styleId="Lienhypertexte">
+    <w:name w:val="Hyperlink"/>
+    <w:basedOn w:val="Policepardfaut"/>
+    <w:uiPriority w:val="99"/>
+    <w:unhideWhenUsed/>
+    <w:rsid w:val="00E67CB6"/>
+    <w:rPr>
+      <w:color w:val="0563C1" w:themeColor="hyperlink"/>
+      <w:u w:val="single"/>
+    </w:rPr>
+  </w:style>
+  <w:style w:type="character" w:styleId="Mentionnonrsolue">
+    <w:name w:val="Unresolved Mention"/>
+    <w:basedOn w:val="Policepardfaut"/>
+    <w:uiPriority w:val="99"/>
+    <w:semiHidden/>
+    <w:unhideWhenUsed/>
+    <w:rsid w:val="00E67CB6"/>
+    <w:rPr>
+      <w:color w:val="605E5C"/>
+      <w:shd w:val="clear" w:color="auto" w:fill="E1DFDD"/>
+    </w:rPr>
+  </w:style>
 </w:styles>
 </file>
 
